--- a/README.docx
+++ b/README.docx
@@ -2,46 +2,16 @@
 <file path=word/document.xml><?xml version="1.0" encoding="utf-8"?>
 <w:document xmlns:w="http://schemas.openxmlformats.org/wordprocessingml/2006/main" xmlns:m="http://schemas.openxmlformats.org/officeDocument/2006/math" xmlns:r="http://schemas.openxmlformats.org/officeDocument/2006/relationships" xmlns:o="urn:schemas-microsoft-com:office:office" xmlns:v="urn:schemas-microsoft-com:vml" xmlns:w10="urn:schemas-microsoft-com:office:word" xmlns:a="http://schemas.openxmlformats.org/drawingml/2006/main" xmlns:pic="http://schemas.openxmlformats.org/drawingml/2006/picture" xmlns:wp="http://schemas.openxmlformats.org/drawingml/2006/wordprocessingDrawing">
   <w:body>
+    <w:bookmarkStart w:id="11" w:name="X3526b2a37de82d12672edfd06eca57608a61ad0"/>
     <w:p>
       <w:pPr>
-        <w:pStyle w:val="FirstParagraph"/>
+        <w:pStyle w:val="Heading1"/>
       </w:pPr>
       <w:r>
-        <w:t xml:space="preserve">This is a</w:t>
-      </w:r>
-      <w:r>
-        <w:t xml:space="preserve"> </w:t>
-      </w:r>
-      <w:hyperlink r:id="rId9">
-        <w:r>
-          <w:rPr>
-            <w:rStyle w:val="Hyperlink"/>
-          </w:rPr>
-          <w:t xml:space="preserve">Next.js</w:t>
-        </w:r>
-      </w:hyperlink>
-      <w:r>
-        <w:t xml:space="preserve"> </w:t>
-      </w:r>
-      <w:r>
-        <w:t xml:space="preserve">project bootstrapped with</w:t>
-      </w:r>
-      <w:r>
-        <w:t xml:space="preserve"> </w:t>
-      </w:r>
-      <w:hyperlink r:id="rId10">
-        <w:r>
-          <w:rPr>
-            <w:rStyle w:val="VerbatimChar"/>
-          </w:rPr>
-          <w:t xml:space="preserve">create-next-app</w:t>
-        </w:r>
-      </w:hyperlink>
-      <w:r>
-        <w:t xml:space="preserve">.</w:t>
+        <w:t xml:space="preserve">DevMGMT.msc - for managing devices lent out</w:t>
       </w:r>
     </w:p>
-    <w:bookmarkStart w:id="14" w:name="getting-started"/>
+    <w:bookmarkStart w:id="10" w:name="getting-started"/>
     <w:p>
       <w:pPr>
         <w:pStyle w:val="Heading2"/>
@@ -157,7 +127,7 @@
       <w:r>
         <w:t xml:space="preserve"> </w:t>
       </w:r>
-      <w:hyperlink r:id="rId11">
+      <w:hyperlink r:id="rId9">
         <w:r>
           <w:rPr>
             <w:rStyle w:val="Hyperlink"/>
@@ -172,215 +142,8 @@
         <w:t xml:space="preserve">with your browser to see the result.</w:t>
       </w:r>
     </w:p>
-    <w:p>
-      <w:pPr>
-        <w:pStyle w:val="BodyText"/>
-      </w:pPr>
-      <w:r>
-        <w:t xml:space="preserve">You can start editing the page by modifying</w:t>
-      </w:r>
-      <w:r>
-        <w:t xml:space="preserve"> </w:t>
-      </w:r>
-      <w:r>
-        <w:rPr>
-          <w:rStyle w:val="VerbatimChar"/>
-        </w:rPr>
-        <w:t xml:space="preserve">app/page.tsx</w:t>
-      </w:r>
-      <w:r>
-        <w:t xml:space="preserve">. The page auto-updates as you edit the file.</w:t>
-      </w:r>
-    </w:p>
-    <w:p>
-      <w:pPr>
-        <w:pStyle w:val="BodyText"/>
-      </w:pPr>
-      <w:r>
-        <w:t xml:space="preserve">This project uses</w:t>
-      </w:r>
-      <w:r>
-        <w:t xml:space="preserve"> </w:t>
-      </w:r>
-      <w:hyperlink r:id="rId12">
-        <w:r>
-          <w:rPr>
-            <w:rStyle w:val="VerbatimChar"/>
-          </w:rPr>
-          <w:t xml:space="preserve">next/font</w:t>
-        </w:r>
-      </w:hyperlink>
-      <w:r>
-        <w:t xml:space="preserve"> </w:t>
-      </w:r>
-      <w:r>
-        <w:t xml:space="preserve">to automatically optimize and load</w:t>
-      </w:r>
-      <w:r>
-        <w:t xml:space="preserve"> </w:t>
-      </w:r>
-      <w:hyperlink r:id="rId13">
-        <w:r>
-          <w:rPr>
-            <w:rStyle w:val="Hyperlink"/>
-          </w:rPr>
-          <w:t xml:space="preserve">Geist</w:t>
-        </w:r>
-      </w:hyperlink>
-      <w:r>
-        <w:t xml:space="preserve">, a new font family for Vercel.</w:t>
-      </w:r>
-    </w:p>
-    <w:bookmarkEnd w:id="14"/>
-    <w:bookmarkStart w:id="18" w:name="learn-more"/>
-    <w:p>
-      <w:pPr>
-        <w:pStyle w:val="Heading2"/>
-      </w:pPr>
-      <w:r>
-        <w:t xml:space="preserve">Learn More</w:t>
-      </w:r>
-    </w:p>
-    <w:p>
-      <w:pPr>
-        <w:pStyle w:val="FirstParagraph"/>
-      </w:pPr>
-      <w:r>
-        <w:t xml:space="preserve">To learn more about Next.js, take a look at the following resources:</w:t>
-      </w:r>
-    </w:p>
-    <w:p>
-      <w:pPr>
-        <w:pStyle w:val="Compact"/>
-        <w:numPr>
-          <w:ilvl w:val="0"/>
-          <w:numId w:val="1001"/>
-        </w:numPr>
-      </w:pPr>
-      <w:hyperlink r:id="rId15">
-        <w:r>
-          <w:rPr>
-            <w:rStyle w:val="Hyperlink"/>
-          </w:rPr>
-          <w:t xml:space="preserve">Next.js Documentation</w:t>
-        </w:r>
-      </w:hyperlink>
-      <w:r>
-        <w:t xml:space="preserve"> </w:t>
-      </w:r>
-      <w:r>
-        <w:t xml:space="preserve">- learn about Next.js features and API.</w:t>
-      </w:r>
-    </w:p>
-    <w:p>
-      <w:pPr>
-        <w:pStyle w:val="Compact"/>
-        <w:numPr>
-          <w:ilvl w:val="0"/>
-          <w:numId w:val="1001"/>
-        </w:numPr>
-      </w:pPr>
-      <w:hyperlink r:id="rId16">
-        <w:r>
-          <w:rPr>
-            <w:rStyle w:val="Hyperlink"/>
-          </w:rPr>
-          <w:t xml:space="preserve">Learn Next.js</w:t>
-        </w:r>
-      </w:hyperlink>
-      <w:r>
-        <w:t xml:space="preserve"> </w:t>
-      </w:r>
-      <w:r>
-        <w:t xml:space="preserve">- an interactive Next.js tutorial.</w:t>
-      </w:r>
-    </w:p>
-    <w:p>
-      <w:pPr>
-        <w:pStyle w:val="FirstParagraph"/>
-      </w:pPr>
-      <w:r>
-        <w:t xml:space="preserve">You can check out</w:t>
-      </w:r>
-      <w:r>
-        <w:t xml:space="preserve"> </w:t>
-      </w:r>
-      <w:hyperlink r:id="rId17">
-        <w:r>
-          <w:rPr>
-            <w:rStyle w:val="Hyperlink"/>
-          </w:rPr>
-          <w:t xml:space="preserve">the Next.js GitHub repository</w:t>
-        </w:r>
-      </w:hyperlink>
-      <w:r>
-        <w:t xml:space="preserve"> </w:t>
-      </w:r>
-      <w:r>
-        <w:t xml:space="preserve">- your feedback and contributions are welcome!</w:t>
-      </w:r>
-    </w:p>
-    <w:bookmarkEnd w:id="18"/>
-    <w:bookmarkStart w:id="21" w:name="deploy-on-vercel"/>
-    <w:p>
-      <w:pPr>
-        <w:pStyle w:val="Heading2"/>
-      </w:pPr>
-      <w:r>
-        <w:t xml:space="preserve">Deploy on Vercel</w:t>
-      </w:r>
-    </w:p>
-    <w:p>
-      <w:pPr>
-        <w:pStyle w:val="FirstParagraph"/>
-      </w:pPr>
-      <w:r>
-        <w:t xml:space="preserve">The easiest way to deploy your Next.js app is to use the</w:t>
-      </w:r>
-      <w:r>
-        <w:t xml:space="preserve"> </w:t>
-      </w:r>
-      <w:hyperlink r:id="rId19">
-        <w:r>
-          <w:rPr>
-            <w:rStyle w:val="Hyperlink"/>
-          </w:rPr>
-          <w:t xml:space="preserve">Vercel Platform</w:t>
-        </w:r>
-      </w:hyperlink>
-      <w:r>
-        <w:t xml:space="preserve"> </w:t>
-      </w:r>
-      <w:r>
-        <w:t xml:space="preserve">from the creators of Next.js.</w:t>
-      </w:r>
-    </w:p>
-    <w:p>
-      <w:pPr>
-        <w:pStyle w:val="BodyText"/>
-      </w:pPr>
-      <w:r>
-        <w:t xml:space="preserve">Check out our</w:t>
-      </w:r>
-      <w:r>
-        <w:t xml:space="preserve"> </w:t>
-      </w:r>
-      <w:hyperlink r:id="rId20">
-        <w:r>
-          <w:rPr>
-            <w:rStyle w:val="Hyperlink"/>
-          </w:rPr>
-          <w:t xml:space="preserve">Next.js deployment documentation</w:t>
-        </w:r>
-      </w:hyperlink>
-      <w:r>
-        <w:t xml:space="preserve"> </w:t>
-      </w:r>
-      <w:r>
-        <w:t xml:space="preserve">for more details.</w:t>
-      </w:r>
-    </w:p>
-    <w:bookmarkEnd w:id="21"/>
+    <w:bookmarkEnd w:id="10"/>
+    <w:bookmarkEnd w:id="11"/>
     <w:sectPr>
       <w:footnotePr>
         <w:numRestart w:val="eachSect"/>
@@ -491,114 +254,8 @@
       </w:pPr>
     </w:lvl>
   </w:abstractNum>
-  <w:abstractNum w:abstractNumId="991">
-    <w:nsid w:val="0000A991"/>
-    <w:multiLevelType w:val="multilevel"/>
-    <w:lvl w:ilvl="0">
-      <w:numFmt w:val="bullet"/>
-      <w:lvlText w:val=""/>
-      <w:lvlJc w:val="left"/>
-      <w:pPr>
-        <w:ind w:left="720" w:hanging="360"/>
-      </w:pPr>
-      <w:rPr>
-        <w:rFonts w:ascii="Symbol" w:hAnsi="Symbol" w:cs="Symbol" w:hint="default"/>
-      </w:rPr>
-    </w:lvl>
-    <w:lvl w:ilvl="1">
-      <w:numFmt w:val="bullet"/>
-      <w:lvlText w:val="o"/>
-      <w:lvlJc w:val="left"/>
-      <w:pPr>
-        <w:ind w:left="1440" w:hanging="360"/>
-      </w:pPr>
-      <w:rPr>
-        <w:rFonts w:ascii="Courier New" w:hAnsi="Courier New" w:cs="Courier New" w:hint="default"/>
-      </w:rPr>
-    </w:lvl>
-    <w:lvl w:ilvl="2">
-      <w:numFmt w:val="bullet"/>
-      <w:lvlText w:val=""/>
-      <w:lvlJc w:val="left"/>
-      <w:pPr>
-        <w:ind w:left="2160" w:hanging="360"/>
-      </w:pPr>
-      <w:rPr>
-        <w:rFonts w:ascii="Wingdings" w:hAnsi="Wingdings" w:cs="Wingdings" w:hint="default"/>
-      </w:rPr>
-    </w:lvl>
-    <w:lvl w:ilvl="3">
-      <w:numFmt w:val="bullet"/>
-      <w:lvlText w:val=""/>
-      <w:lvlJc w:val="left"/>
-      <w:pPr>
-        <w:ind w:left="2880" w:hanging="360"/>
-      </w:pPr>
-      <w:rPr>
-        <w:rFonts w:ascii="Symbol" w:hAnsi="Symbol" w:cs="Symbol" w:hint="default"/>
-      </w:rPr>
-    </w:lvl>
-    <w:lvl w:ilvl="4">
-      <w:numFmt w:val="bullet"/>
-      <w:lvlText w:val="o"/>
-      <w:lvlJc w:val="left"/>
-      <w:pPr>
-        <w:ind w:left="3600" w:hanging="360"/>
-      </w:pPr>
-      <w:rPr>
-        <w:rFonts w:ascii="Courier New" w:hAnsi="Courier New" w:cs="Courier New" w:hint="default"/>
-      </w:rPr>
-    </w:lvl>
-    <w:lvl w:ilvl="5">
-      <w:numFmt w:val="bullet"/>
-      <w:lvlText w:val=""/>
-      <w:lvlJc w:val="left"/>
-      <w:pPr>
-        <w:ind w:left="4320" w:hanging="360"/>
-      </w:pPr>
-      <w:rPr>
-        <w:rFonts w:ascii="Wingdings" w:hAnsi="Wingdings" w:cs="Wingdings" w:hint="default"/>
-      </w:rPr>
-    </w:lvl>
-    <w:lvl w:ilvl="6">
-      <w:numFmt w:val="bullet"/>
-      <w:lvlText w:val=""/>
-      <w:lvlJc w:val="left"/>
-      <w:pPr>
-        <w:ind w:left="5040" w:hanging="360"/>
-      </w:pPr>
-      <w:rPr>
-        <w:rFonts w:ascii="Symbol" w:hAnsi="Symbol" w:cs="Symbol" w:hint="default"/>
-      </w:rPr>
-    </w:lvl>
-    <w:lvl w:ilvl="7">
-      <w:numFmt w:val="bullet"/>
-      <w:lvlText w:val="o"/>
-      <w:lvlJc w:val="left"/>
-      <w:pPr>
-        <w:ind w:left="5760" w:hanging="360"/>
-      </w:pPr>
-      <w:rPr>
-        <w:rFonts w:ascii="Courier New" w:hAnsi="Courier New" w:cs="Courier New" w:hint="default"/>
-      </w:rPr>
-    </w:lvl>
-    <w:lvl w:ilvl="8">
-      <w:numFmt w:val="bullet"/>
-      <w:lvlText w:val=""/>
-      <w:lvlJc w:val="left"/>
-      <w:pPr>
-        <w:ind w:left="6480" w:hanging="360"/>
-      </w:pPr>
-      <w:rPr>
-        <w:rFonts w:ascii="Wingdings" w:hAnsi="Wingdings" w:cs="Wingdings" w:hint="default"/>
-      </w:rPr>
-    </w:lvl>
-  </w:abstractNum>
   <w:num w:numId="1000">
     <w:abstractNumId w:val="990"/>
-  </w:num>
-  <w:num w:numId="1001">
-    <w:abstractNumId w:val="991"/>
   </w:num>
 </w:numbering>
 </file>
@@ -611,7 +268,7 @@
         <w:rFonts w:asciiTheme="minorHAnsi" w:cstheme="minorBidi" w:eastAsiaTheme="minorEastAsia" w:hAnsiTheme="minorHAnsi"/>
         <w:sz w:val="24"/>
         <w:szCs w:val="24"/>
-        <w:lang w:bidi="ar-SA" w:eastAsia="zh-CN" w:val="en-US"/>
+        <w:lang w:bidi="ar-SA" w:eastAsia="zh-CN" w:val="en-GB"/>
       </w:rPr>
     </w:rPrDefault>
     <w:pPrDefault>
